--- a/docs/laboratorio-engenharia-software/entregaveis/02-atividades-do-negocio-stacklyst.docx
+++ b/docs/laboratorio-engenharia-software/entregaveis/02-atividades-do-negocio-stacklyst.docx
@@ -44,23 +44,11 @@
         <w:jc w:val="center"/>
       </w:pPr>
       <w:r>
-        <w:rPr>
-          <w:b/>
-        </w:rPr>
         <w:t>Laboratório de Engenharia de Software</w:t>
-      </w:r>
-      <w:r>
-        <w:rPr>
-          <w:b/>
-        </w:rPr>
         <w:br/>
-      </w:r>
-      <w:r>
-        <w:t>Projeto acadêmico — [ANOTAÇÃO — VALIDAR COM A PROFESSORA]</w:t>
-      </w:r>
-      <w:r>
+        <w:t>Projeto acadêmico — Laboratório de Engenharia de Software</w:t>
         <w:br/>
-        <w:t>Data: [ANOTAÇÃO — DATA A DEFINIR]</w:t>
+        <w:t>Data da revisão: 12/09/2026</w:t>
       </w:r>
     </w:p>
     <w:p>
@@ -2387,7 +2375,7 @@
     </w:p>
     <w:p>
       <w:r>
-        <w:t>As atividades foram organizadas do início ao fim da interação. Os números existentes no código são registrados como baseline técnico e recebem anotação quando ainda dependem de aprovação da equipe ou da professora.</w:t>
+        <w:t>As atividades foram organizadas do início ao fim da interação. Os fluxos representam as operações atuais do negócio do início ao fim, com participantes, decisões, exceções e resultados alinhados ao código revisado em 12/09/2026.</w:t>
       </w:r>
     </w:p>
     <w:p>
@@ -2923,14 +2911,7 @@
           </w:tcPr>
           <w:p>
             <w:r>
-              <w:rPr>
-                <w:b/>
-                <w:color w:val="92400E"/>
-              </w:rPr>
-              <w:t xml:space="preserve">[ANOTAÇÃO — VALIDAR COM A EQUIPE]: </w:t>
-            </w:r>
-            <w:r>
-              <w:t>Confirmar os critérios definitivos, permissões e efeitos acadêmicos antes de tratar o fluxo como regra estável.</w:t>
+              <w:t>Critério adotado: o sistema aplica as permissões, prazos e efeitos descritos nas regras de negócio e registra falhas como fluxos alternativos.</w:t>
             </w:r>
           </w:p>
         </w:tc>
@@ -4396,14 +4377,7 @@
           </w:tcPr>
           <w:p>
             <w:r>
-              <w:rPr>
-                <w:b/>
-                <w:color w:val="92400E"/>
-              </w:rPr>
-              <w:t xml:space="preserve">[ANOTAÇÃO — VALIDAR COM A EQUIPE]: </w:t>
-            </w:r>
-            <w:r>
-              <w:t>Confirmar os critérios definitivos, permissões e efeitos acadêmicos antes de tratar o fluxo como regra estável.</w:t>
+              <w:t>Critério adotado: o sistema aplica as permissões, prazos e efeitos descritos nas regras de negócio e registra falhas como fluxos alternativos.</w:t>
             </w:r>
           </w:p>
         </w:tc>
@@ -4731,14 +4705,7 @@
           </w:tcPr>
           <w:p>
             <w:r>
-              <w:rPr>
-                <w:b/>
-                <w:color w:val="92400E"/>
-              </w:rPr>
-              <w:t xml:space="preserve">[ANOTAÇÃO — VALIDAR COM A EQUIPE]: </w:t>
-            </w:r>
-            <w:r>
-              <w:t>Confirmar os critérios definitivos, permissões e efeitos acadêmicos antes de tratar o fluxo como regra estável.</w:t>
+              <w:t>Critério adotado: o sistema aplica as permissões, prazos e efeitos descritos nas regras de negócio e registra falhas como fluxos alternativos.</w:t>
             </w:r>
           </w:p>
         </w:tc>
@@ -5066,14 +5033,7 @@
           </w:tcPr>
           <w:p>
             <w:r>
-              <w:rPr>
-                <w:b/>
-                <w:color w:val="92400E"/>
-              </w:rPr>
-              <w:t xml:space="preserve">[ANOTAÇÃO — VALIDAR COM A EQUIPE]: </w:t>
-            </w:r>
-            <w:r>
-              <w:t>Confirmar os critérios definitivos, permissões e efeitos acadêmicos antes de tratar o fluxo como regra estável.</w:t>
+              <w:t>Critério adotado: o sistema aplica as permissões, prazos e efeitos descritos nas regras de negócio e registra falhas como fluxos alternativos.</w:t>
             </w:r>
           </w:p>
         </w:tc>

--- a/docs/laboratorio-engenharia-software/entregaveis/02-atividades-do-negocio-stacklyst.docx
+++ b/docs/laboratorio-engenharia-software/entregaveis/02-atividades-do-negocio-stacklyst.docx
@@ -17,9 +17,9 @@
       </w:pPr>
       <w:r>
         <w:rPr>
-          <w:rFonts w:ascii="Arial" w:hAnsi="Arial"/>
-          <w:b/>
-          <w:color w:val="000000"/>
+          <w:rFonts w:ascii="Arial" w:eastAsia="Arial" w:hAnsi="Arial" w:cs="Arial"/>
+          <w:b/>
+          <w:color w:val="1F4E78"/>
           <w:sz w:val="60"/>
         </w:rPr>
         <w:t>Stacklyst</w:t>
@@ -35,7 +35,7 @@
           <w:i/>
           <w:sz w:val="40"/>
         </w:rPr>
-        <w:t>Atividades do Negócio</w:t>
+        <w:t>Documento de Atividades do Negócio</w:t>
       </w:r>
     </w:p>
     <w:p>
@@ -45,8 +45,12 @@
       </w:pPr>
       <w:r>
         <w:t>Laboratório de Engenharia de Software</w:t>
+      </w:r>
+      <w:r>
         <w:br/>
         <w:t>Projeto acadêmico — Laboratório de Engenharia de Software</w:t>
+      </w:r>
+      <w:r>
         <w:br/>
         <w:t>Data da revisão: 12/09/2026</w:t>
       </w:r>
@@ -60,8 +64,11 @@
       <w:pPr>
         <w:pStyle w:val="Ttulo1"/>
       </w:pPr>
-      <w:bookmarkStart w:id="0" w:name="_Toc239529483"/>
-      <w:r>
+      <w:bookmarkStart w:id="0" w:name="_Toc240127497"/>
+      <w:r>
+        <w:rPr>
+          <w:color w:val="1F4E78"/>
+        </w:rPr>
         <w:t>1. Índice</w:t>
       </w:r>
       <w:bookmarkEnd w:id="0"/>
@@ -82,15 +89,24 @@
         </w:rPr>
       </w:pPr>
       <w:r>
+        <w:rPr>
+          <w:sz w:val="20"/>
+        </w:rPr>
         <w:fldChar w:fldCharType="begin"/>
       </w:r>
       <w:r>
+        <w:rPr>
+          <w:sz w:val="20"/>
+        </w:rPr>
         <w:instrText>TOC \o "1-3" \h \z \u</w:instrText>
       </w:r>
       <w:r>
+        <w:rPr>
+          <w:sz w:val="20"/>
+        </w:rPr>
         <w:fldChar w:fldCharType="separate"/>
       </w:r>
-      <w:hyperlink w:anchor="_Toc239529483" w:history="1">
+      <w:hyperlink w:anchor="_Toc240127497" w:history="1">
         <w:r>
           <w:rPr>
             <w:rStyle w:val="Hyperlink"/>
@@ -117,7 +133,7 @@
             <w:noProof/>
             <w:webHidden/>
           </w:rPr>
-          <w:instrText xml:space="preserve"> PAGEREF _Toc239529483 \h </w:instrText>
+          <w:instrText xml:space="preserve"> PAGEREF _Toc240127497 \h </w:instrText>
         </w:r>
         <w:r>
           <w:rPr>
@@ -163,7 +179,7 @@
           <w14:ligatures w14:val="standardContextual"/>
         </w:rPr>
       </w:pPr>
-      <w:hyperlink w:anchor="_Toc239529484" w:history="1">
+      <w:hyperlink w:anchor="_Toc240127498" w:history="1">
         <w:r>
           <w:rPr>
             <w:rStyle w:val="Hyperlink"/>
@@ -190,7 +206,7 @@
             <w:noProof/>
             <w:webHidden/>
           </w:rPr>
-          <w:instrText xml:space="preserve"> PAGEREF _Toc239529484 \h </w:instrText>
+          <w:instrText xml:space="preserve"> PAGEREF _Toc240127498 \h </w:instrText>
         </w:r>
         <w:r>
           <w:rPr>
@@ -236,7 +252,7 @@
           <w14:ligatures w14:val="standardContextual"/>
         </w:rPr>
       </w:pPr>
-      <w:hyperlink w:anchor="_Toc239529485" w:history="1">
+      <w:hyperlink w:anchor="_Toc240127499" w:history="1">
         <w:r>
           <w:rPr>
             <w:rStyle w:val="Hyperlink"/>
@@ -263,7 +279,7 @@
             <w:noProof/>
             <w:webHidden/>
           </w:rPr>
-          <w:instrText xml:space="preserve"> PAGEREF _Toc239529485 \h </w:instrText>
+          <w:instrText xml:space="preserve"> PAGEREF _Toc240127499 \h </w:instrText>
         </w:r>
         <w:r>
           <w:rPr>
@@ -309,7 +325,7 @@
           <w14:ligatures w14:val="standardContextual"/>
         </w:rPr>
       </w:pPr>
-      <w:hyperlink w:anchor="_Toc239529486" w:history="1">
+      <w:hyperlink w:anchor="_Toc240127500" w:history="1">
         <w:r>
           <w:rPr>
             <w:rStyle w:val="Hyperlink"/>
@@ -336,7 +352,7 @@
             <w:noProof/>
             <w:webHidden/>
           </w:rPr>
-          <w:instrText xml:space="preserve"> PAGEREF _Toc239529486 \h </w:instrText>
+          <w:instrText xml:space="preserve"> PAGEREF _Toc240127500 \h </w:instrText>
         </w:r>
         <w:r>
           <w:rPr>
@@ -382,7 +398,7 @@
           <w14:ligatures w14:val="standardContextual"/>
         </w:rPr>
       </w:pPr>
-      <w:hyperlink w:anchor="_Toc239529487" w:history="1">
+      <w:hyperlink w:anchor="_Toc240127501" w:history="1">
         <w:r>
           <w:rPr>
             <w:rStyle w:val="Hyperlink"/>
@@ -409,7 +425,7 @@
             <w:noProof/>
             <w:webHidden/>
           </w:rPr>
-          <w:instrText xml:space="preserve"> PAGEREF _Toc239529487 \h </w:instrText>
+          <w:instrText xml:space="preserve"> PAGEREF _Toc240127501 \h </w:instrText>
         </w:r>
         <w:r>
           <w:rPr>
@@ -455,7 +471,7 @@
           <w14:ligatures w14:val="standardContextual"/>
         </w:rPr>
       </w:pPr>
-      <w:hyperlink w:anchor="_Toc239529488" w:history="1">
+      <w:hyperlink w:anchor="_Toc240127502" w:history="1">
         <w:r>
           <w:rPr>
             <w:rStyle w:val="Hyperlink"/>
@@ -482,7 +498,7 @@
             <w:noProof/>
             <w:webHidden/>
           </w:rPr>
-          <w:instrText xml:space="preserve"> PAGEREF _Toc239529488 \h </w:instrText>
+          <w:instrText xml:space="preserve"> PAGEREF _Toc240127502 \h </w:instrText>
         </w:r>
         <w:r>
           <w:rPr>
@@ -528,7 +544,7 @@
           <w14:ligatures w14:val="standardContextual"/>
         </w:rPr>
       </w:pPr>
-      <w:hyperlink w:anchor="_Toc239529489" w:history="1">
+      <w:hyperlink w:anchor="_Toc240127503" w:history="1">
         <w:r>
           <w:rPr>
             <w:rStyle w:val="Hyperlink"/>
@@ -555,7 +571,7 @@
             <w:noProof/>
             <w:webHidden/>
           </w:rPr>
-          <w:instrText xml:space="preserve"> PAGEREF _Toc239529489 \h </w:instrText>
+          <w:instrText xml:space="preserve"> PAGEREF _Toc240127503 \h </w:instrText>
         </w:r>
         <w:r>
           <w:rPr>
@@ -601,7 +617,7 @@
           <w14:ligatures w14:val="standardContextual"/>
         </w:rPr>
       </w:pPr>
-      <w:hyperlink w:anchor="_Toc239529490" w:history="1">
+      <w:hyperlink w:anchor="_Toc240127504" w:history="1">
         <w:r>
           <w:rPr>
             <w:rStyle w:val="Hyperlink"/>
@@ -628,7 +644,7 @@
             <w:noProof/>
             <w:webHidden/>
           </w:rPr>
-          <w:instrText xml:space="preserve"> PAGEREF _Toc239529490 \h </w:instrText>
+          <w:instrText xml:space="preserve"> PAGEREF _Toc240127504 \h </w:instrText>
         </w:r>
         <w:r>
           <w:rPr>
@@ -674,7 +690,7 @@
           <w14:ligatures w14:val="standardContextual"/>
         </w:rPr>
       </w:pPr>
-      <w:hyperlink w:anchor="_Toc239529491" w:history="1">
+      <w:hyperlink w:anchor="_Toc240127505" w:history="1">
         <w:r>
           <w:rPr>
             <w:rStyle w:val="Hyperlink"/>
@@ -701,7 +717,7 @@
             <w:noProof/>
             <w:webHidden/>
           </w:rPr>
-          <w:instrText xml:space="preserve"> PAGEREF _Toc239529491 \h </w:instrText>
+          <w:instrText xml:space="preserve"> PAGEREF _Toc240127505 \h </w:instrText>
         </w:r>
         <w:r>
           <w:rPr>
@@ -747,7 +763,7 @@
           <w14:ligatures w14:val="standardContextual"/>
         </w:rPr>
       </w:pPr>
-      <w:hyperlink w:anchor="_Toc239529492" w:history="1">
+      <w:hyperlink w:anchor="_Toc240127506" w:history="1">
         <w:r>
           <w:rPr>
             <w:rStyle w:val="Hyperlink"/>
@@ -774,7 +790,7 @@
             <w:noProof/>
             <w:webHidden/>
           </w:rPr>
-          <w:instrText xml:space="preserve"> PAGEREF _Toc239529492 \h </w:instrText>
+          <w:instrText xml:space="preserve"> PAGEREF _Toc240127506 \h </w:instrText>
         </w:r>
         <w:r>
           <w:rPr>
@@ -820,7 +836,7 @@
           <w14:ligatures w14:val="standardContextual"/>
         </w:rPr>
       </w:pPr>
-      <w:hyperlink w:anchor="_Toc239529493" w:history="1">
+      <w:hyperlink w:anchor="_Toc240127507" w:history="1">
         <w:r>
           <w:rPr>
             <w:rStyle w:val="Hyperlink"/>
@@ -847,7 +863,7 @@
             <w:noProof/>
             <w:webHidden/>
           </w:rPr>
-          <w:instrText xml:space="preserve"> PAGEREF _Toc239529493 \h </w:instrText>
+          <w:instrText xml:space="preserve"> PAGEREF _Toc240127507 \h </w:instrText>
         </w:r>
         <w:r>
           <w:rPr>
@@ -893,7 +909,7 @@
           <w14:ligatures w14:val="standardContextual"/>
         </w:rPr>
       </w:pPr>
-      <w:hyperlink w:anchor="_Toc239529494" w:history="1">
+      <w:hyperlink w:anchor="_Toc240127508" w:history="1">
         <w:r>
           <w:rPr>
             <w:rStyle w:val="Hyperlink"/>
@@ -920,7 +936,7 @@
             <w:noProof/>
             <w:webHidden/>
           </w:rPr>
-          <w:instrText xml:space="preserve"> PAGEREF _Toc239529494 \h </w:instrText>
+          <w:instrText xml:space="preserve"> PAGEREF _Toc240127508 \h </w:instrText>
         </w:r>
         <w:r>
           <w:rPr>
@@ -966,7 +982,7 @@
           <w14:ligatures w14:val="standardContextual"/>
         </w:rPr>
       </w:pPr>
-      <w:hyperlink w:anchor="_Toc239529495" w:history="1">
+      <w:hyperlink w:anchor="_Toc240127509" w:history="1">
         <w:r>
           <w:rPr>
             <w:rStyle w:val="Hyperlink"/>
@@ -993,7 +1009,7 @@
             <w:noProof/>
             <w:webHidden/>
           </w:rPr>
-          <w:instrText xml:space="preserve"> PAGEREF _Toc239529495 \h </w:instrText>
+          <w:instrText xml:space="preserve"> PAGEREF _Toc240127509 \h </w:instrText>
         </w:r>
         <w:r>
           <w:rPr>
@@ -1039,7 +1055,7 @@
           <w14:ligatures w14:val="standardContextual"/>
         </w:rPr>
       </w:pPr>
-      <w:hyperlink w:anchor="_Toc239529496" w:history="1">
+      <w:hyperlink w:anchor="_Toc240127510" w:history="1">
         <w:r>
           <w:rPr>
             <w:rStyle w:val="Hyperlink"/>
@@ -1066,7 +1082,7 @@
             <w:noProof/>
             <w:webHidden/>
           </w:rPr>
-          <w:instrText xml:space="preserve"> PAGEREF _Toc239529496 \h </w:instrText>
+          <w:instrText xml:space="preserve"> PAGEREF _Toc240127510 \h </w:instrText>
         </w:r>
         <w:r>
           <w:rPr>
@@ -1112,7 +1128,7 @@
           <w14:ligatures w14:val="standardContextual"/>
         </w:rPr>
       </w:pPr>
-      <w:hyperlink w:anchor="_Toc239529497" w:history="1">
+      <w:hyperlink w:anchor="_Toc240127511" w:history="1">
         <w:r>
           <w:rPr>
             <w:rStyle w:val="Hyperlink"/>
@@ -1139,7 +1155,7 @@
             <w:noProof/>
             <w:webHidden/>
           </w:rPr>
-          <w:instrText xml:space="preserve"> PAGEREF _Toc239529497 \h </w:instrText>
+          <w:instrText xml:space="preserve"> PAGEREF _Toc240127511 \h </w:instrText>
         </w:r>
         <w:r>
           <w:rPr>
@@ -1185,7 +1201,7 @@
           <w14:ligatures w14:val="standardContextual"/>
         </w:rPr>
       </w:pPr>
-      <w:hyperlink w:anchor="_Toc239529498" w:history="1">
+      <w:hyperlink w:anchor="_Toc240127512" w:history="1">
         <w:r>
           <w:rPr>
             <w:rStyle w:val="Hyperlink"/>
@@ -1212,7 +1228,7 @@
             <w:noProof/>
             <w:webHidden/>
           </w:rPr>
-          <w:instrText xml:space="preserve"> PAGEREF _Toc239529498 \h </w:instrText>
+          <w:instrText xml:space="preserve"> PAGEREF _Toc240127512 \h </w:instrText>
         </w:r>
         <w:r>
           <w:rPr>
@@ -1258,7 +1274,7 @@
           <w14:ligatures w14:val="standardContextual"/>
         </w:rPr>
       </w:pPr>
-      <w:hyperlink w:anchor="_Toc239529499" w:history="1">
+      <w:hyperlink w:anchor="_Toc240127513" w:history="1">
         <w:r>
           <w:rPr>
             <w:rStyle w:val="Hyperlink"/>
@@ -1285,7 +1301,7 @@
             <w:noProof/>
             <w:webHidden/>
           </w:rPr>
-          <w:instrText xml:space="preserve"> PAGEREF _Toc239529499 \h </w:instrText>
+          <w:instrText xml:space="preserve"> PAGEREF _Toc240127513 \h </w:instrText>
         </w:r>
         <w:r>
           <w:rPr>
@@ -1331,7 +1347,7 @@
           <w14:ligatures w14:val="standardContextual"/>
         </w:rPr>
       </w:pPr>
-      <w:hyperlink w:anchor="_Toc239529500" w:history="1">
+      <w:hyperlink w:anchor="_Toc240127514" w:history="1">
         <w:r>
           <w:rPr>
             <w:rStyle w:val="Hyperlink"/>
@@ -1358,7 +1374,7 @@
             <w:noProof/>
             <w:webHidden/>
           </w:rPr>
-          <w:instrText xml:space="preserve"> PAGEREF _Toc239529500 \h </w:instrText>
+          <w:instrText xml:space="preserve"> PAGEREF _Toc240127514 \h </w:instrText>
         </w:r>
         <w:r>
           <w:rPr>
@@ -1404,13 +1420,13 @@
           <w14:ligatures w14:val="standardContextual"/>
         </w:rPr>
       </w:pPr>
-      <w:hyperlink w:anchor="_Toc239529501" w:history="1">
+      <w:hyperlink w:anchor="_Toc240127515" w:history="1">
         <w:r>
           <w:rPr>
             <w:rStyle w:val="Hyperlink"/>
             <w:noProof/>
           </w:rPr>
-          <w:t>3.6 AN06 — Consultar ajuda editorial</w:t>
+          <w:t>3.6 AN06 — Consultar ajuda do exercício</w:t>
         </w:r>
         <w:r>
           <w:rPr>
@@ -1431,7 +1447,7 @@
             <w:noProof/>
             <w:webHidden/>
           </w:rPr>
-          <w:instrText xml:space="preserve"> PAGEREF _Toc239529501 \h </w:instrText>
+          <w:instrText xml:space="preserve"> PAGEREF _Toc240127515 \h </w:instrText>
         </w:r>
         <w:r>
           <w:rPr>
@@ -1477,7 +1493,7 @@
           <w14:ligatures w14:val="standardContextual"/>
         </w:rPr>
       </w:pPr>
-      <w:hyperlink w:anchor="_Toc239529502" w:history="1">
+      <w:hyperlink w:anchor="_Toc240127516" w:history="1">
         <w:r>
           <w:rPr>
             <w:rStyle w:val="Hyperlink"/>
@@ -1504,7 +1520,7 @@
             <w:noProof/>
             <w:webHidden/>
           </w:rPr>
-          <w:instrText xml:space="preserve"> PAGEREF _Toc239529502 \h </w:instrText>
+          <w:instrText xml:space="preserve"> PAGEREF _Toc240127516 \h </w:instrText>
         </w:r>
         <w:r>
           <w:rPr>
@@ -1550,7 +1566,7 @@
           <w14:ligatures w14:val="standardContextual"/>
         </w:rPr>
       </w:pPr>
-      <w:hyperlink w:anchor="_Toc239529503" w:history="1">
+      <w:hyperlink w:anchor="_Toc240127517" w:history="1">
         <w:r>
           <w:rPr>
             <w:rStyle w:val="Hyperlink"/>
@@ -1577,7 +1593,7 @@
             <w:noProof/>
             <w:webHidden/>
           </w:rPr>
-          <w:instrText xml:space="preserve"> PAGEREF _Toc239529503 \h </w:instrText>
+          <w:instrText xml:space="preserve"> PAGEREF _Toc240127517 \h </w:instrText>
         </w:r>
         <w:r>
           <w:rPr>
@@ -1623,7 +1639,7 @@
           <w14:ligatures w14:val="standardContextual"/>
         </w:rPr>
       </w:pPr>
-      <w:hyperlink w:anchor="_Toc239529504" w:history="1">
+      <w:hyperlink w:anchor="_Toc240127518" w:history="1">
         <w:r>
           <w:rPr>
             <w:rStyle w:val="Hyperlink"/>
@@ -1650,7 +1666,7 @@
             <w:noProof/>
             <w:webHidden/>
           </w:rPr>
-          <w:instrText xml:space="preserve"> PAGEREF _Toc239529504 \h </w:instrText>
+          <w:instrText xml:space="preserve"> PAGEREF _Toc240127518 \h </w:instrText>
         </w:r>
         <w:r>
           <w:rPr>
@@ -1696,7 +1712,7 @@
           <w14:ligatures w14:val="standardContextual"/>
         </w:rPr>
       </w:pPr>
-      <w:hyperlink w:anchor="_Toc239529505" w:history="1">
+      <w:hyperlink w:anchor="_Toc240127519" w:history="1">
         <w:r>
           <w:rPr>
             <w:rStyle w:val="Hyperlink"/>
@@ -1723,7 +1739,7 @@
             <w:noProof/>
             <w:webHidden/>
           </w:rPr>
-          <w:instrText xml:space="preserve"> PAGEREF _Toc239529505 \h </w:instrText>
+          <w:instrText xml:space="preserve"> PAGEREF _Toc240127519 \h </w:instrText>
         </w:r>
         <w:r>
           <w:rPr>
@@ -1769,7 +1785,7 @@
           <w14:ligatures w14:val="standardContextual"/>
         </w:rPr>
       </w:pPr>
-      <w:hyperlink w:anchor="_Toc239529506" w:history="1">
+      <w:hyperlink w:anchor="_Toc240127520" w:history="1">
         <w:r>
           <w:rPr>
             <w:rStyle w:val="Hyperlink"/>
@@ -1796,7 +1812,7 @@
             <w:noProof/>
             <w:webHidden/>
           </w:rPr>
-          <w:instrText xml:space="preserve"> PAGEREF _Toc239529506 \h </w:instrText>
+          <w:instrText xml:space="preserve"> PAGEREF _Toc240127520 \h </w:instrText>
         </w:r>
         <w:r>
           <w:rPr>
@@ -1842,7 +1858,7 @@
           <w14:ligatures w14:val="standardContextual"/>
         </w:rPr>
       </w:pPr>
-      <w:hyperlink w:anchor="_Toc239529507" w:history="1">
+      <w:hyperlink w:anchor="_Toc240127521" w:history="1">
         <w:r>
           <w:rPr>
             <w:rStyle w:val="Hyperlink"/>
@@ -1869,7 +1885,7 @@
             <w:noProof/>
             <w:webHidden/>
           </w:rPr>
-          <w:instrText xml:space="preserve"> PAGEREF _Toc239529507 \h </w:instrText>
+          <w:instrText xml:space="preserve"> PAGEREF _Toc240127521 \h </w:instrText>
         </w:r>
         <w:r>
           <w:rPr>
@@ -1915,7 +1931,7 @@
           <w14:ligatures w14:val="standardContextual"/>
         </w:rPr>
       </w:pPr>
-      <w:hyperlink w:anchor="_Toc239529508" w:history="1">
+      <w:hyperlink w:anchor="_Toc240127522" w:history="1">
         <w:r>
           <w:rPr>
             <w:rStyle w:val="Hyperlink"/>
@@ -1942,7 +1958,7 @@
             <w:noProof/>
             <w:webHidden/>
           </w:rPr>
-          <w:instrText xml:space="preserve"> PAGEREF _Toc239529508 \h </w:instrText>
+          <w:instrText xml:space="preserve"> PAGEREF _Toc240127522 \h </w:instrText>
         </w:r>
         <w:r>
           <w:rPr>
@@ -1988,7 +2004,7 @@
           <w14:ligatures w14:val="standardContextual"/>
         </w:rPr>
       </w:pPr>
-      <w:hyperlink w:anchor="_Toc239529509" w:history="1">
+      <w:hyperlink w:anchor="_Toc240127523" w:history="1">
         <w:r>
           <w:rPr>
             <w:rStyle w:val="Hyperlink"/>
@@ -2015,7 +2031,7 @@
             <w:noProof/>
             <w:webHidden/>
           </w:rPr>
-          <w:instrText xml:space="preserve"> PAGEREF _Toc239529509 \h </w:instrText>
+          <w:instrText xml:space="preserve"> PAGEREF _Toc240127523 \h </w:instrText>
         </w:r>
         <w:r>
           <w:rPr>
@@ -2061,7 +2077,7 @@
           <w14:ligatures w14:val="standardContextual"/>
         </w:rPr>
       </w:pPr>
-      <w:hyperlink w:anchor="_Toc239529510" w:history="1">
+      <w:hyperlink w:anchor="_Toc240127524" w:history="1">
         <w:r>
           <w:rPr>
             <w:rStyle w:val="Hyperlink"/>
@@ -2088,7 +2104,7 @@
             <w:noProof/>
             <w:webHidden/>
           </w:rPr>
-          <w:instrText xml:space="preserve"> PAGEREF _Toc239529510 \h </w:instrText>
+          <w:instrText xml:space="preserve"> PAGEREF _Toc240127524 \h </w:instrText>
         </w:r>
         <w:r>
           <w:rPr>
@@ -2134,7 +2150,7 @@
           <w14:ligatures w14:val="standardContextual"/>
         </w:rPr>
       </w:pPr>
-      <w:hyperlink w:anchor="_Toc239529511" w:history="1">
+      <w:hyperlink w:anchor="_Toc240127525" w:history="1">
         <w:r>
           <w:rPr>
             <w:rStyle w:val="Hyperlink"/>
@@ -2161,7 +2177,7 @@
             <w:noProof/>
             <w:webHidden/>
           </w:rPr>
-          <w:instrText xml:space="preserve"> PAGEREF _Toc239529511 \h </w:instrText>
+          <w:instrText xml:space="preserve"> PAGEREF _Toc240127525 \h </w:instrText>
         </w:r>
         <w:r>
           <w:rPr>
@@ -2207,7 +2223,7 @@
           <w14:ligatures w14:val="standardContextual"/>
         </w:rPr>
       </w:pPr>
-      <w:hyperlink w:anchor="_Toc239529512" w:history="1">
+      <w:hyperlink w:anchor="_Toc240127526" w:history="1">
         <w:r>
           <w:rPr>
             <w:rStyle w:val="Hyperlink"/>
@@ -2234,7 +2250,7 @@
             <w:noProof/>
             <w:webHidden/>
           </w:rPr>
-          <w:instrText xml:space="preserve"> PAGEREF _Toc239529512 \h </w:instrText>
+          <w:instrText xml:space="preserve"> PAGEREF _Toc240127526 \h </w:instrText>
         </w:r>
         <w:r>
           <w:rPr>
@@ -2280,7 +2296,7 @@
           <w14:ligatures w14:val="standardContextual"/>
         </w:rPr>
       </w:pPr>
-      <w:hyperlink w:anchor="_Toc239529513" w:history="1">
+      <w:hyperlink w:anchor="_Toc240127527" w:history="1">
         <w:r>
           <w:rPr>
             <w:rStyle w:val="Hyperlink"/>
@@ -2307,7 +2323,7 @@
             <w:noProof/>
             <w:webHidden/>
           </w:rPr>
-          <w:instrText xml:space="preserve"> PAGEREF _Toc239529513 \h </w:instrText>
+          <w:instrText xml:space="preserve"> PAGEREF _Toc240127527 \h </w:instrText>
         </w:r>
         <w:r>
           <w:rPr>
@@ -2352,8 +2368,11 @@
       <w:pPr>
         <w:pStyle w:val="Ttulo1"/>
       </w:pPr>
-      <w:bookmarkStart w:id="1" w:name="_Toc239529484"/>
-      <w:r>
+      <w:bookmarkStart w:id="1" w:name="_Toc240127498"/>
+      <w:r>
+        <w:rPr>
+          <w:color w:val="1F4E78"/>
+        </w:rPr>
         <w:t>2. Objetivo</w:t>
       </w:r>
       <w:bookmarkEnd w:id="1"/>
@@ -2367,8 +2386,11 @@
       <w:pPr>
         <w:pStyle w:val="Ttulo1"/>
       </w:pPr>
-      <w:bookmarkStart w:id="2" w:name="_Toc239529485"/>
-      <w:r>
+      <w:bookmarkStart w:id="2" w:name="_Toc240127499"/>
+      <w:r>
+        <w:rPr>
+          <w:color w:val="1F4E78"/>
+        </w:rPr>
         <w:t>3. Atividades do Negócio</w:t>
       </w:r>
       <w:bookmarkEnd w:id="2"/>
@@ -2382,8 +2404,11 @@
       <w:pPr>
         <w:pStyle w:val="Ttulo2"/>
       </w:pPr>
-      <w:bookmarkStart w:id="3" w:name="_Toc239529486"/>
-      <w:r>
+      <w:bookmarkStart w:id="3" w:name="_Toc240127500"/>
+      <w:r>
+        <w:rPr>
+          <w:color w:val="1F4E78"/>
+        </w:rPr>
         <w:t>3.1 AN01 — Aprender em uma trilha</w:t>
       </w:r>
       <w:bookmarkEnd w:id="3"/>
@@ -2434,7 +2459,7 @@
       <w:pPr>
         <w:pStyle w:val="Ttulo3"/>
       </w:pPr>
-      <w:bookmarkStart w:id="4" w:name="_Toc239529487"/>
+      <w:bookmarkStart w:id="4" w:name="_Toc240127501"/>
       <w:r>
         <w:t>3.1.1 Fluxo principal</w:t>
       </w:r>
@@ -2598,7 +2623,7 @@
       <w:pPr>
         <w:pStyle w:val="Ttulo3"/>
       </w:pPr>
-      <w:bookmarkStart w:id="5" w:name="_Toc239529488"/>
+      <w:bookmarkStart w:id="5" w:name="_Toc240127502"/>
       <w:r>
         <w:lastRenderedPageBreak/>
         <w:t>3.1.2 Diagrama de Atividades</w:t>
@@ -2658,7 +2683,6 @@
       <w:r>
         <w:rPr>
           <w:i/>
-          <w:sz w:val="17"/>
         </w:rPr>
         <w:t>Figura 1 — AN01 Aprender em uma trilha.</w:t>
       </w:r>
@@ -2677,8 +2701,11 @@
       <w:pPr>
         <w:pStyle w:val="Ttulo2"/>
       </w:pPr>
-      <w:bookmarkStart w:id="6" w:name="_Toc239529489"/>
-      <w:r>
+      <w:bookmarkStart w:id="6" w:name="_Toc240127503"/>
+      <w:r>
+        <w:rPr>
+          <w:color w:val="1F4E78"/>
+        </w:rPr>
         <w:t>3.2 AN02 — Participar de duelo</w:t>
       </w:r>
       <w:bookmarkEnd w:id="6"/>
@@ -2729,7 +2756,7 @@
       <w:pPr>
         <w:pStyle w:val="Ttulo3"/>
       </w:pPr>
-      <w:bookmarkStart w:id="7" w:name="_Toc239529490"/>
+      <w:bookmarkStart w:id="7" w:name="_Toc240127504"/>
       <w:r>
         <w:t>3.2.1 Fluxo principal</w:t>
       </w:r>
@@ -2908,9 +2935,22 @@
           <w:tcPr>
             <w:tcW w:w="9720" w:type="dxa"/>
             <w:shd w:val="clear" w:color="auto" w:fill="FEF3C7"/>
+            <w:tcMar>
+              <w:top w:w="80" w:type="dxa"/>
+              <w:left w:w="140" w:type="dxa"/>
+              <w:bottom w:w="80" w:type="dxa"/>
+              <w:right w:w="140" w:type="dxa"/>
+            </w:tcMar>
           </w:tcPr>
           <w:p>
+            <w:pPr>
+              <w:spacing w:after="0"/>
+            </w:pPr>
             <w:r>
+              <w:rPr>
+                <w:i/>
+                <w:sz w:val="19"/>
+              </w:rPr>
               <w:t>Critério adotado: o sistema aplica as permissões, prazos e efeitos descritos nas regras de negócio e registra falhas como fluxos alternativos.</w:t>
             </w:r>
           </w:p>
@@ -2926,7 +2966,7 @@
       <w:pPr>
         <w:pStyle w:val="Ttulo3"/>
       </w:pPr>
-      <w:bookmarkStart w:id="8" w:name="_Toc239529491"/>
+      <w:bookmarkStart w:id="8" w:name="_Toc240127505"/>
       <w:r>
         <w:lastRenderedPageBreak/>
         <w:t>3.2.2 Diagrama de Atividades</w:t>
@@ -2986,7 +3026,6 @@
       <w:r>
         <w:rPr>
           <w:i/>
-          <w:sz w:val="17"/>
         </w:rPr>
         <w:t>Figura 2 — AN02 Participar de duelo.</w:t>
       </w:r>
@@ -3005,8 +3044,11 @@
       <w:pPr>
         <w:pStyle w:val="Ttulo2"/>
       </w:pPr>
-      <w:bookmarkStart w:id="9" w:name="_Toc239529492"/>
-      <w:r>
+      <w:bookmarkStart w:id="9" w:name="_Toc240127506"/>
+      <w:r>
+        <w:rPr>
+          <w:color w:val="1F4E78"/>
+        </w:rPr>
         <w:t>3.3 AN03 — Resolver exercício</w:t>
       </w:r>
       <w:bookmarkEnd w:id="9"/>
@@ -3057,7 +3099,7 @@
       <w:pPr>
         <w:pStyle w:val="Ttulo3"/>
       </w:pPr>
-      <w:bookmarkStart w:id="10" w:name="_Toc239529493"/>
+      <w:bookmarkStart w:id="10" w:name="_Toc240127507"/>
       <w:r>
         <w:t>3.3.1 Fluxo principal</w:t>
       </w:r>
@@ -3207,7 +3249,7 @@
       <w:pPr>
         <w:pStyle w:val="Ttulo3"/>
       </w:pPr>
-      <w:bookmarkStart w:id="11" w:name="_Toc239529494"/>
+      <w:bookmarkStart w:id="11" w:name="_Toc240127508"/>
       <w:r>
         <w:lastRenderedPageBreak/>
         <w:t>3.3.2 Diagrama de Atividades</w:t>
@@ -3267,7 +3309,6 @@
       <w:r>
         <w:rPr>
           <w:i/>
-          <w:sz w:val="17"/>
         </w:rPr>
         <w:t>Figura 3 — AN03 Resolver exercício.</w:t>
       </w:r>
@@ -3286,8 +3327,11 @@
       <w:pPr>
         <w:pStyle w:val="Ttulo2"/>
       </w:pPr>
-      <w:bookmarkStart w:id="12" w:name="_Toc239529495"/>
-      <w:r>
+      <w:bookmarkStart w:id="12" w:name="_Toc240127509"/>
+      <w:r>
+        <w:rPr>
+          <w:color w:val="1F4E78"/>
+        </w:rPr>
         <w:t>3.4 AN04 — Registrar XP e consultar evolução</w:t>
       </w:r>
       <w:bookmarkEnd w:id="12"/>
@@ -3338,7 +3382,7 @@
       <w:pPr>
         <w:pStyle w:val="Ttulo3"/>
       </w:pPr>
-      <w:bookmarkStart w:id="13" w:name="_Toc239529496"/>
+      <w:bookmarkStart w:id="13" w:name="_Toc240127510"/>
       <w:r>
         <w:t>3.4.1 Fluxo principal</w:t>
       </w:r>
@@ -3502,7 +3546,7 @@
       <w:pPr>
         <w:pStyle w:val="Ttulo3"/>
       </w:pPr>
-      <w:bookmarkStart w:id="14" w:name="_Toc239529497"/>
+      <w:bookmarkStart w:id="14" w:name="_Toc240127511"/>
       <w:r>
         <w:lastRenderedPageBreak/>
         <w:t>3.4.2 Diagrama de Atividades</w:t>
@@ -3562,7 +3606,6 @@
       <w:r>
         <w:rPr>
           <w:i/>
-          <w:sz w:val="17"/>
         </w:rPr>
         <w:t>Figura 4 — AN04 Registrar XP e consultar evolução.</w:t>
       </w:r>
@@ -3581,8 +3624,11 @@
       <w:pPr>
         <w:pStyle w:val="Ttulo2"/>
       </w:pPr>
-      <w:bookmarkStart w:id="15" w:name="_Toc239529498"/>
-      <w:r>
+      <w:bookmarkStart w:id="15" w:name="_Toc240127512"/>
+      <w:r>
+        <w:rPr>
+          <w:color w:val="1F4E78"/>
+        </w:rPr>
         <w:t>3.5 AN05 — Interagir com a comunidade</w:t>
       </w:r>
       <w:bookmarkEnd w:id="15"/>
@@ -3633,7 +3679,7 @@
       <w:pPr>
         <w:pStyle w:val="Ttulo3"/>
       </w:pPr>
-      <w:bookmarkStart w:id="16" w:name="_Toc239529499"/>
+      <w:bookmarkStart w:id="16" w:name="_Toc240127513"/>
       <w:r>
         <w:t>3.5.1 Fluxo principal</w:t>
       </w:r>
@@ -3797,7 +3843,7 @@
       <w:pPr>
         <w:pStyle w:val="Ttulo3"/>
       </w:pPr>
-      <w:bookmarkStart w:id="17" w:name="_Toc239529500"/>
+      <w:bookmarkStart w:id="17" w:name="_Toc240127514"/>
       <w:r>
         <w:lastRenderedPageBreak/>
         <w:t>3.5.2 Diagrama de Atividades</w:t>
@@ -3857,7 +3903,6 @@
       <w:r>
         <w:rPr>
           <w:i/>
-          <w:sz w:val="17"/>
         </w:rPr>
         <w:t>Figura 5 — AN05 Interagir com a comunidade.</w:t>
       </w:r>
@@ -3876,9 +3921,12 @@
       <w:pPr>
         <w:pStyle w:val="Ttulo2"/>
       </w:pPr>
-      <w:bookmarkStart w:id="18" w:name="_Toc239529501"/>
-      <w:r>
-        <w:t>3.6 AN06 — Consultar ajuda editorial</w:t>
+      <w:bookmarkStart w:id="18" w:name="_Toc240127515"/>
+      <w:r>
+        <w:rPr>
+          <w:color w:val="1F4E78"/>
+        </w:rPr>
+        <w:t>3.6 AN06 — Consultar ajuda do exercício</w:t>
       </w:r>
       <w:bookmarkEnd w:id="18"/>
     </w:p>
@@ -3928,7 +3976,7 @@
       <w:pPr>
         <w:pStyle w:val="Ttulo3"/>
       </w:pPr>
-      <w:bookmarkStart w:id="19" w:name="_Toc239529502"/>
+      <w:bookmarkStart w:id="19" w:name="_Toc240127516"/>
       <w:r>
         <w:t>3.6.1 Fluxo principal</w:t>
       </w:r>
@@ -4064,7 +4112,7 @@
       <w:pPr>
         <w:pStyle w:val="Ttulo3"/>
       </w:pPr>
-      <w:bookmarkStart w:id="20" w:name="_Toc239529503"/>
+      <w:bookmarkStart w:id="20" w:name="_Toc240127517"/>
       <w:r>
         <w:lastRenderedPageBreak/>
         <w:t>3.6.2 Diagrama de Atividades</w:t>
@@ -4122,11 +4170,7 @@
         <w:jc w:val="center"/>
       </w:pPr>
       <w:r>
-        <w:rPr>
-          <w:i/>
-          <w:sz w:val="17"/>
-        </w:rPr>
-        <w:t>Figura 6 — AN06 Consultar ajuda editorial.</w:t>
+        <w:t>Figura 6 — AN06 Consultar ajuda do exercício.</w:t>
       </w:r>
     </w:p>
     <w:p>
@@ -4143,8 +4187,11 @@
       <w:pPr>
         <w:pStyle w:val="Ttulo2"/>
       </w:pPr>
-      <w:bookmarkStart w:id="21" w:name="_Toc239529504"/>
-      <w:r>
+      <w:bookmarkStart w:id="21" w:name="_Toc240127518"/>
+      <w:r>
+        <w:rPr>
+          <w:color w:val="1F4E78"/>
+        </w:rPr>
         <w:t>3.7 AN07 — Atuar como avaliador</w:t>
       </w:r>
       <w:bookmarkEnd w:id="21"/>
@@ -4195,7 +4242,7 @@
       <w:pPr>
         <w:pStyle w:val="Ttulo3"/>
       </w:pPr>
-      <w:bookmarkStart w:id="22" w:name="_Toc239529505"/>
+      <w:bookmarkStart w:id="22" w:name="_Toc240127519"/>
       <w:r>
         <w:t>3.7.1 Fluxo principal</w:t>
       </w:r>
@@ -4374,9 +4421,22 @@
           <w:tcPr>
             <w:tcW w:w="9720" w:type="dxa"/>
             <w:shd w:val="clear" w:color="auto" w:fill="FEF3C7"/>
+            <w:tcMar>
+              <w:top w:w="80" w:type="dxa"/>
+              <w:left w:w="140" w:type="dxa"/>
+              <w:bottom w:w="80" w:type="dxa"/>
+              <w:right w:w="140" w:type="dxa"/>
+            </w:tcMar>
           </w:tcPr>
           <w:p>
+            <w:pPr>
+              <w:spacing w:after="0"/>
+            </w:pPr>
             <w:r>
+              <w:rPr>
+                <w:i/>
+                <w:sz w:val="19"/>
+              </w:rPr>
               <w:t>Critério adotado: o sistema aplica as permissões, prazos e efeitos descritos nas regras de negócio e registra falhas como fluxos alternativos.</w:t>
             </w:r>
           </w:p>
@@ -4392,7 +4452,7 @@
       <w:pPr>
         <w:pStyle w:val="Ttulo3"/>
       </w:pPr>
-      <w:bookmarkStart w:id="23" w:name="_Toc239529506"/>
+      <w:bookmarkStart w:id="23" w:name="_Toc240127520"/>
       <w:r>
         <w:lastRenderedPageBreak/>
         <w:t>3.7.2 Diagrama de Atividades</w:t>
@@ -4452,7 +4512,6 @@
       <w:r>
         <w:rPr>
           <w:i/>
-          <w:sz w:val="17"/>
         </w:rPr>
         <w:t>Figura 7 — AN07 Atuar como avaliador.</w:t>
       </w:r>
@@ -4471,8 +4530,11 @@
       <w:pPr>
         <w:pStyle w:val="Ttulo2"/>
       </w:pPr>
-      <w:bookmarkStart w:id="24" w:name="_Toc239529507"/>
-      <w:r>
+      <w:bookmarkStart w:id="24" w:name="_Toc240127521"/>
+      <w:r>
+        <w:rPr>
+          <w:color w:val="1F4E78"/>
+        </w:rPr>
         <w:t>3.8 AN08 — Empresa divulgar vaga</w:t>
       </w:r>
       <w:bookmarkEnd w:id="24"/>
@@ -4523,7 +4585,7 @@
       <w:pPr>
         <w:pStyle w:val="Ttulo3"/>
       </w:pPr>
-      <w:bookmarkStart w:id="25" w:name="_Toc239529508"/>
+      <w:bookmarkStart w:id="25" w:name="_Toc240127522"/>
       <w:r>
         <w:t>3.8.1 Fluxo principal</w:t>
       </w:r>
@@ -4702,9 +4764,22 @@
           <w:tcPr>
             <w:tcW w:w="9720" w:type="dxa"/>
             <w:shd w:val="clear" w:color="auto" w:fill="FEF3C7"/>
+            <w:tcMar>
+              <w:top w:w="80" w:type="dxa"/>
+              <w:left w:w="140" w:type="dxa"/>
+              <w:bottom w:w="80" w:type="dxa"/>
+              <w:right w:w="140" w:type="dxa"/>
+            </w:tcMar>
           </w:tcPr>
           <w:p>
+            <w:pPr>
+              <w:spacing w:after="0"/>
+            </w:pPr>
             <w:r>
+              <w:rPr>
+                <w:i/>
+                <w:sz w:val="19"/>
+              </w:rPr>
               <w:t>Critério adotado: o sistema aplica as permissões, prazos e efeitos descritos nas regras de negócio e registra falhas como fluxos alternativos.</w:t>
             </w:r>
           </w:p>
@@ -4720,7 +4795,7 @@
       <w:pPr>
         <w:pStyle w:val="Ttulo3"/>
       </w:pPr>
-      <w:bookmarkStart w:id="26" w:name="_Toc239529509"/>
+      <w:bookmarkStart w:id="26" w:name="_Toc240127523"/>
       <w:r>
         <w:lastRenderedPageBreak/>
         <w:t>3.8.2 Diagrama de Atividades</w:t>
@@ -4780,7 +4855,6 @@
       <w:r>
         <w:rPr>
           <w:i/>
-          <w:sz w:val="17"/>
         </w:rPr>
         <w:t>Figura 8 — AN08 Empresa divulgar vaga.</w:t>
       </w:r>
@@ -4799,8 +4873,11 @@
       <w:pPr>
         <w:pStyle w:val="Ttulo2"/>
       </w:pPr>
-      <w:bookmarkStart w:id="27" w:name="_Toc239529510"/>
-      <w:r>
+      <w:bookmarkStart w:id="27" w:name="_Toc240127524"/>
+      <w:r>
+        <w:rPr>
+          <w:color w:val="1F4E78"/>
+        </w:rPr>
         <w:t>3.9 AN09 — Administração da plataforma</w:t>
       </w:r>
       <w:bookmarkEnd w:id="27"/>
@@ -4851,7 +4928,7 @@
       <w:pPr>
         <w:pStyle w:val="Ttulo3"/>
       </w:pPr>
-      <w:bookmarkStart w:id="28" w:name="_Toc239529511"/>
+      <w:bookmarkStart w:id="28" w:name="_Toc240127525"/>
       <w:r>
         <w:t>3.9.1 Fluxo principal</w:t>
       </w:r>
@@ -5030,9 +5107,22 @@
           <w:tcPr>
             <w:tcW w:w="9720" w:type="dxa"/>
             <w:shd w:val="clear" w:color="auto" w:fill="FEF3C7"/>
+            <w:tcMar>
+              <w:top w:w="80" w:type="dxa"/>
+              <w:left w:w="140" w:type="dxa"/>
+              <w:bottom w:w="80" w:type="dxa"/>
+              <w:right w:w="140" w:type="dxa"/>
+            </w:tcMar>
           </w:tcPr>
           <w:p>
+            <w:pPr>
+              <w:spacing w:after="0"/>
+            </w:pPr>
             <w:r>
+              <w:rPr>
+                <w:i/>
+                <w:sz w:val="19"/>
+              </w:rPr>
               <w:t>Critério adotado: o sistema aplica as permissões, prazos e efeitos descritos nas regras de negócio e registra falhas como fluxos alternativos.</w:t>
             </w:r>
           </w:p>
@@ -5048,7 +5138,7 @@
       <w:pPr>
         <w:pStyle w:val="Ttulo3"/>
       </w:pPr>
-      <w:bookmarkStart w:id="29" w:name="_Toc239529512"/>
+      <w:bookmarkStart w:id="29" w:name="_Toc240127526"/>
       <w:r>
         <w:lastRenderedPageBreak/>
         <w:t>3.9.2 Diagrama de Atividades</w:t>
@@ -5108,7 +5198,6 @@
       <w:r>
         <w:rPr>
           <w:i/>
-          <w:sz w:val="17"/>
         </w:rPr>
         <w:t>Figura 9 — AN09 Administração da plataforma.</w:t>
       </w:r>
@@ -5122,8 +5211,11 @@
       <w:pPr>
         <w:pStyle w:val="Ttulo1"/>
       </w:pPr>
-      <w:bookmarkStart w:id="30" w:name="_Toc239529513"/>
-      <w:r>
+      <w:bookmarkStart w:id="30" w:name="_Toc240127527"/>
+      <w:r>
+        <w:rPr>
+          <w:color w:val="1F4E78"/>
+        </w:rPr>
         <w:t>4. Relação entre atividades e implementação</w:t>
       </w:r>
       <w:bookmarkEnd w:id="30"/>
@@ -5137,9 +5229,9 @@
         <w:tblLook w:val="04A0" w:firstRow="1" w:lastRow="0" w:firstColumn="1" w:lastColumn="0" w:noHBand="0" w:noVBand="1"/>
       </w:tblPr>
       <w:tblGrid>
-        <w:gridCol w:w="3024"/>
-        <w:gridCol w:w="1800"/>
-        <w:gridCol w:w="4896"/>
+        <w:gridCol w:w="3168"/>
+        <w:gridCol w:w="2592"/>
+        <w:gridCol w:w="3960"/>
       </w:tblGrid>
       <w:tr>
         <w:trPr>
@@ -5148,15 +5240,25 @@
         </w:trPr>
         <w:tc>
           <w:tcPr>
-            <w:tcW w:w="3024" w:type="dxa"/>
+            <w:tcW w:w="3168" w:type="dxa"/>
             <w:shd w:val="clear" w:color="auto" w:fill="1F4E78"/>
+            <w:tcMar>
+              <w:top w:w="60" w:type="dxa"/>
+              <w:left w:w="100" w:type="dxa"/>
+              <w:bottom w:w="60" w:type="dxa"/>
+              <w:right w:w="100" w:type="dxa"/>
+            </w:tcMar>
+            <w:vAlign w:val="center"/>
           </w:tcPr>
           <w:p>
+            <w:pPr>
+              <w:spacing w:after="0"/>
+            </w:pPr>
             <w:r>
               <w:rPr>
                 <w:b/>
                 <w:color w:val="FFFFFF"/>
-                <w:sz w:val="15"/>
+                <w:sz w:val="17"/>
               </w:rPr>
               <w:t>Atividade</w:t>
             </w:r>
@@ -5164,15 +5266,25 @@
         </w:tc>
         <w:tc>
           <w:tcPr>
-            <w:tcW w:w="1800" w:type="dxa"/>
+            <w:tcW w:w="2592" w:type="dxa"/>
             <w:shd w:val="clear" w:color="auto" w:fill="1F4E78"/>
+            <w:tcMar>
+              <w:top w:w="60" w:type="dxa"/>
+              <w:left w:w="100" w:type="dxa"/>
+              <w:bottom w:w="60" w:type="dxa"/>
+              <w:right w:w="100" w:type="dxa"/>
+            </w:tcMar>
+            <w:vAlign w:val="center"/>
           </w:tcPr>
           <w:p>
+            <w:pPr>
+              <w:spacing w:after="0"/>
+            </w:pPr>
             <w:r>
               <w:rPr>
                 <w:b/>
                 <w:color w:val="FFFFFF"/>
-                <w:sz w:val="15"/>
+                <w:sz w:val="17"/>
               </w:rPr>
               <w:t>Situação</w:t>
             </w:r>
@@ -5180,15 +5292,25 @@
         </w:tc>
         <w:tc>
           <w:tcPr>
-            <w:tcW w:w="4896" w:type="dxa"/>
+            <w:tcW w:w="3960" w:type="dxa"/>
             <w:shd w:val="clear" w:color="auto" w:fill="1F4E78"/>
+            <w:tcMar>
+              <w:top w:w="60" w:type="dxa"/>
+              <w:left w:w="100" w:type="dxa"/>
+              <w:bottom w:w="60" w:type="dxa"/>
+              <w:right w:w="100" w:type="dxa"/>
+            </w:tcMar>
+            <w:vAlign w:val="center"/>
           </w:tcPr>
           <w:p>
+            <w:pPr>
+              <w:spacing w:after="0"/>
+            </w:pPr>
             <w:r>
               <w:rPr>
                 <w:b/>
                 <w:color w:val="FFFFFF"/>
-                <w:sz w:val="15"/>
+                <w:sz w:val="17"/>
               </w:rPr>
               <w:t>Principais evidências</w:t>
             </w:r>
@@ -5202,7 +5324,13 @@
         </w:trPr>
         <w:tc>
           <w:tcPr>
-            <w:tcW w:w="3024" w:type="dxa"/>
+            <w:tcW w:w="3168" w:type="dxa"/>
+            <w:tcMar>
+              <w:top w:w="60" w:type="dxa"/>
+              <w:left w:w="100" w:type="dxa"/>
+              <w:bottom w:w="60" w:type="dxa"/>
+              <w:right w:w="100" w:type="dxa"/>
+            </w:tcMar>
           </w:tcPr>
           <w:p>
             <w:pPr>
@@ -5210,7 +5338,8 @@
             </w:pPr>
             <w:r>
               <w:rPr>
-                <w:sz w:val="15"/>
+                <w:b/>
+                <w:sz w:val="17"/>
               </w:rPr>
               <w:t>AN01 — Aprender em uma trilha</w:t>
             </w:r>
@@ -5218,7 +5347,13 @@
         </w:tc>
         <w:tc>
           <w:tcPr>
-            <w:tcW w:w="1800" w:type="dxa"/>
+            <w:tcW w:w="2592" w:type="dxa"/>
+            <w:tcMar>
+              <w:top w:w="60" w:type="dxa"/>
+              <w:left w:w="100" w:type="dxa"/>
+              <w:bottom w:w="60" w:type="dxa"/>
+              <w:right w:w="100" w:type="dxa"/>
+            </w:tcMar>
           </w:tcPr>
           <w:p>
             <w:pPr>
@@ -5226,7 +5361,7 @@
             </w:pPr>
             <w:r>
               <w:rPr>
-                <w:sz w:val="15"/>
+                <w:sz w:val="17"/>
               </w:rPr>
               <w:t>Implementada no escopo auditado</w:t>
             </w:r>
@@ -5234,7 +5369,13 @@
         </w:tc>
         <w:tc>
           <w:tcPr>
-            <w:tcW w:w="4896" w:type="dxa"/>
+            <w:tcW w:w="3960" w:type="dxa"/>
+            <w:tcMar>
+              <w:top w:w="60" w:type="dxa"/>
+              <w:left w:w="100" w:type="dxa"/>
+              <w:bottom w:w="60" w:type="dxa"/>
+              <w:right w:w="100" w:type="dxa"/>
+            </w:tcMar>
           </w:tcPr>
           <w:p>
             <w:pPr>
@@ -5242,7 +5383,7 @@
             </w:pPr>
             <w:r>
               <w:rPr>
-                <w:sz w:val="15"/>
+                <w:sz w:val="17"/>
               </w:rPr>
               <w:t>src/lib/learning/catalog.ts; assessment.ts; lesson-progress.ts; src/app/trails/LearningJourney.tsx</w:t>
             </w:r>
@@ -5256,7 +5397,13 @@
         </w:trPr>
         <w:tc>
           <w:tcPr>
-            <w:tcW w:w="3024" w:type="dxa"/>
+            <w:tcW w:w="3168" w:type="dxa"/>
+            <w:tcMar>
+              <w:top w:w="60" w:type="dxa"/>
+              <w:left w:w="100" w:type="dxa"/>
+              <w:bottom w:w="60" w:type="dxa"/>
+              <w:right w:w="100" w:type="dxa"/>
+            </w:tcMar>
           </w:tcPr>
           <w:p>
             <w:pPr>
@@ -5264,7 +5411,8 @@
             </w:pPr>
             <w:r>
               <w:rPr>
-                <w:sz w:val="15"/>
+                <w:b/>
+                <w:sz w:val="17"/>
               </w:rPr>
               <w:t>AN02 — Participar de duelo</w:t>
             </w:r>
@@ -5272,7 +5420,13 @@
         </w:tc>
         <w:tc>
           <w:tcPr>
-            <w:tcW w:w="1800" w:type="dxa"/>
+            <w:tcW w:w="2592" w:type="dxa"/>
+            <w:tcMar>
+              <w:top w:w="60" w:type="dxa"/>
+              <w:left w:w="100" w:type="dxa"/>
+              <w:bottom w:w="60" w:type="dxa"/>
+              <w:right w:w="100" w:type="dxa"/>
+            </w:tcMar>
           </w:tcPr>
           <w:p>
             <w:pPr>
@@ -5280,7 +5434,7 @@
             </w:pPr>
             <w:r>
               <w:rPr>
-                <w:sz w:val="15"/>
+                <w:sz w:val="17"/>
               </w:rPr>
               <w:t>Parcial</w:t>
             </w:r>
@@ -5288,7 +5442,13 @@
         </w:tc>
         <w:tc>
           <w:tcPr>
-            <w:tcW w:w="4896" w:type="dxa"/>
+            <w:tcW w:w="3960" w:type="dxa"/>
+            <w:tcMar>
+              <w:top w:w="60" w:type="dxa"/>
+              <w:left w:w="100" w:type="dxa"/>
+              <w:bottom w:w="60" w:type="dxa"/>
+              <w:right w:w="100" w:type="dxa"/>
+            </w:tcMar>
           </w:tcPr>
           <w:p>
             <w:pPr>
@@ -5296,7 +5456,7 @@
             </w:pPr>
             <w:r>
               <w:rPr>
-                <w:sz w:val="15"/>
+                <w:sz w:val="17"/>
               </w:rPr>
               <w:t>src/app/api/duels/route.ts; src/services/duel.service.ts; src/lib/duels/{judge,resolution,resolution-policy,lifecycle}.ts</w:t>
             </w:r>
@@ -5310,7 +5470,13 @@
         </w:trPr>
         <w:tc>
           <w:tcPr>
-            <w:tcW w:w="3024" w:type="dxa"/>
+            <w:tcW w:w="3168" w:type="dxa"/>
+            <w:tcMar>
+              <w:top w:w="60" w:type="dxa"/>
+              <w:left w:w="100" w:type="dxa"/>
+              <w:bottom w:w="60" w:type="dxa"/>
+              <w:right w:w="100" w:type="dxa"/>
+            </w:tcMar>
           </w:tcPr>
           <w:p>
             <w:pPr>
@@ -5318,15 +5484,23 @@
             </w:pPr>
             <w:r>
               <w:rPr>
-                <w:sz w:val="15"/>
+                <w:b/>
+                <w:sz w:val="17"/>
               </w:rPr>
+              <w:lastRenderedPageBreak/>
               <w:t>AN03 — Resolver exercício</w:t>
             </w:r>
           </w:p>
         </w:tc>
         <w:tc>
           <w:tcPr>
-            <w:tcW w:w="1800" w:type="dxa"/>
+            <w:tcW w:w="2592" w:type="dxa"/>
+            <w:tcMar>
+              <w:top w:w="60" w:type="dxa"/>
+              <w:left w:w="100" w:type="dxa"/>
+              <w:bottom w:w="60" w:type="dxa"/>
+              <w:right w:w="100" w:type="dxa"/>
+            </w:tcMar>
           </w:tcPr>
           <w:p>
             <w:pPr>
@@ -5334,7 +5508,7 @@
             </w:pPr>
             <w:r>
               <w:rPr>
-                <w:sz w:val="15"/>
+                <w:sz w:val="17"/>
               </w:rPr>
               <w:t>Implementada no escopo auditado</w:t>
             </w:r>
@@ -5342,7 +5516,13 @@
         </w:tc>
         <w:tc>
           <w:tcPr>
-            <w:tcW w:w="4896" w:type="dxa"/>
+            <w:tcW w:w="3960" w:type="dxa"/>
+            <w:tcMar>
+              <w:top w:w="60" w:type="dxa"/>
+              <w:left w:w="100" w:type="dxa"/>
+              <w:bottom w:w="60" w:type="dxa"/>
+              <w:right w:w="100" w:type="dxa"/>
+            </w:tcMar>
           </w:tcPr>
           <w:p>
             <w:pPr>
@@ -5350,7 +5530,7 @@
             </w:pPr>
             <w:r>
               <w:rPr>
-                <w:sz w:val="15"/>
+                <w:sz w:val="17"/>
               </w:rPr>
               <w:t>src/app/api/lessons/[lessonId]/attempt/route.ts; src/lib/learning/assessment.ts; src/lib/exercises/evaluator.ts; src/lib/learning/transaction.ts</w:t>
             </w:r>
@@ -5364,7 +5544,13 @@
         </w:trPr>
         <w:tc>
           <w:tcPr>
-            <w:tcW w:w="3024" w:type="dxa"/>
+            <w:tcW w:w="3168" w:type="dxa"/>
+            <w:tcMar>
+              <w:top w:w="60" w:type="dxa"/>
+              <w:left w:w="100" w:type="dxa"/>
+              <w:bottom w:w="60" w:type="dxa"/>
+              <w:right w:w="100" w:type="dxa"/>
+            </w:tcMar>
           </w:tcPr>
           <w:p>
             <w:pPr>
@@ -5372,7 +5558,8 @@
             </w:pPr>
             <w:r>
               <w:rPr>
-                <w:sz w:val="15"/>
+                <w:b/>
+                <w:sz w:val="17"/>
               </w:rPr>
               <w:t>AN04 — Registrar XP e consultar evolução</w:t>
             </w:r>
@@ -5380,7 +5567,13 @@
         </w:tc>
         <w:tc>
           <w:tcPr>
-            <w:tcW w:w="1800" w:type="dxa"/>
+            <w:tcW w:w="2592" w:type="dxa"/>
+            <w:tcMar>
+              <w:top w:w="60" w:type="dxa"/>
+              <w:left w:w="100" w:type="dxa"/>
+              <w:bottom w:w="60" w:type="dxa"/>
+              <w:right w:w="100" w:type="dxa"/>
+            </w:tcMar>
           </w:tcPr>
           <w:p>
             <w:pPr>
@@ -5388,7 +5581,7 @@
             </w:pPr>
             <w:r>
               <w:rPr>
-                <w:sz w:val="15"/>
+                <w:sz w:val="17"/>
               </w:rPr>
               <w:t>Implementada no escopo auditado</w:t>
             </w:r>
@@ -5396,7 +5589,13 @@
         </w:tc>
         <w:tc>
           <w:tcPr>
-            <w:tcW w:w="4896" w:type="dxa"/>
+            <w:tcW w:w="3960" w:type="dxa"/>
+            <w:tcMar>
+              <w:top w:w="60" w:type="dxa"/>
+              <w:left w:w="100" w:type="dxa"/>
+              <w:bottom w:w="60" w:type="dxa"/>
+              <w:right w:w="100" w:type="dxa"/>
+            </w:tcMar>
           </w:tcPr>
           <w:p>
             <w:pPr>
@@ -5404,7 +5603,7 @@
             </w:pPr>
             <w:r>
               <w:rPr>
-                <w:sz w:val="15"/>
+                <w:sz w:val="17"/>
               </w:rPr>
               <w:t>src/lib/learning/rewards.ts; lesson-progress.ts; language-xp.ts; src/lib/xp.ts</w:t>
             </w:r>
@@ -5418,7 +5617,13 @@
         </w:trPr>
         <w:tc>
           <w:tcPr>
-            <w:tcW w:w="3024" w:type="dxa"/>
+            <w:tcW w:w="3168" w:type="dxa"/>
+            <w:tcMar>
+              <w:top w:w="60" w:type="dxa"/>
+              <w:left w:w="100" w:type="dxa"/>
+              <w:bottom w:w="60" w:type="dxa"/>
+              <w:right w:w="100" w:type="dxa"/>
+            </w:tcMar>
           </w:tcPr>
           <w:p>
             <w:pPr>
@@ -5426,16 +5631,22 @@
             </w:pPr>
             <w:r>
               <w:rPr>
-                <w:sz w:val="15"/>
+                <w:b/>
+                <w:sz w:val="17"/>
               </w:rPr>
-              <w:lastRenderedPageBreak/>
               <w:t>AN05 — Interagir com a comunidade</w:t>
             </w:r>
           </w:p>
         </w:tc>
         <w:tc>
           <w:tcPr>
-            <w:tcW w:w="1800" w:type="dxa"/>
+            <w:tcW w:w="2592" w:type="dxa"/>
+            <w:tcMar>
+              <w:top w:w="60" w:type="dxa"/>
+              <w:left w:w="100" w:type="dxa"/>
+              <w:bottom w:w="60" w:type="dxa"/>
+              <w:right w:w="100" w:type="dxa"/>
+            </w:tcMar>
           </w:tcPr>
           <w:p>
             <w:pPr>
@@ -5443,7 +5654,7 @@
             </w:pPr>
             <w:r>
               <w:rPr>
-                <w:sz w:val="15"/>
+                <w:sz w:val="17"/>
               </w:rPr>
               <w:t>Implementada no escopo auditado</w:t>
             </w:r>
@@ -5451,7 +5662,13 @@
         </w:tc>
         <w:tc>
           <w:tcPr>
-            <w:tcW w:w="4896" w:type="dxa"/>
+            <w:tcW w:w="3960" w:type="dxa"/>
+            <w:tcMar>
+              <w:top w:w="60" w:type="dxa"/>
+              <w:left w:w="100" w:type="dxa"/>
+              <w:bottom w:w="60" w:type="dxa"/>
+              <w:right w:w="100" w:type="dxa"/>
+            </w:tcMar>
           </w:tcPr>
           <w:p>
             <w:pPr>
@@ -5459,7 +5676,7 @@
             </w:pPr>
             <w:r>
               <w:rPr>
-                <w:sz w:val="15"/>
+                <w:sz w:val="17"/>
               </w:rPr>
               <w:t>src/app/feed; src/app/api/posts; src/app/api/admin/reports</w:t>
             </w:r>
@@ -5473,7 +5690,13 @@
         </w:trPr>
         <w:tc>
           <w:tcPr>
-            <w:tcW w:w="3024" w:type="dxa"/>
+            <w:tcW w:w="3168" w:type="dxa"/>
+            <w:tcMar>
+              <w:top w:w="60" w:type="dxa"/>
+              <w:left w:w="100" w:type="dxa"/>
+              <w:bottom w:w="60" w:type="dxa"/>
+              <w:right w:w="100" w:type="dxa"/>
+            </w:tcMar>
           </w:tcPr>
           <w:p>
             <w:pPr>
@@ -5481,15 +5704,22 @@
             </w:pPr>
             <w:r>
               <w:rPr>
-                <w:sz w:val="15"/>
+                <w:b/>
+                <w:sz w:val="17"/>
               </w:rPr>
-              <w:t>AN06 — Consultar ajuda editorial</w:t>
+              <w:t>AN06 — Consultar ajuda do exercício</w:t>
             </w:r>
           </w:p>
         </w:tc>
         <w:tc>
           <w:tcPr>
-            <w:tcW w:w="1800" w:type="dxa"/>
+            <w:tcW w:w="2592" w:type="dxa"/>
+            <w:tcMar>
+              <w:top w:w="60" w:type="dxa"/>
+              <w:left w:w="100" w:type="dxa"/>
+              <w:bottom w:w="60" w:type="dxa"/>
+              <w:right w:w="100" w:type="dxa"/>
+            </w:tcMar>
           </w:tcPr>
           <w:p>
             <w:pPr>
@@ -5497,7 +5727,7 @@
             </w:pPr>
             <w:r>
               <w:rPr>
-                <w:sz w:val="15"/>
+                <w:sz w:val="17"/>
               </w:rPr>
               <w:t>Parcial</w:t>
             </w:r>
@@ -5505,7 +5735,13 @@
         </w:tc>
         <w:tc>
           <w:tcPr>
-            <w:tcW w:w="4896" w:type="dxa"/>
+            <w:tcW w:w="3960" w:type="dxa"/>
+            <w:tcMar>
+              <w:top w:w="60" w:type="dxa"/>
+              <w:left w:w="100" w:type="dxa"/>
+              <w:bottom w:w="60" w:type="dxa"/>
+              <w:right w:w="100" w:type="dxa"/>
+            </w:tcMar>
           </w:tcPr>
           <w:p>
             <w:pPr>
@@ -5513,7 +5749,7 @@
             </w:pPr>
             <w:r>
               <w:rPr>
-                <w:sz w:val="15"/>
+                <w:sz w:val="17"/>
               </w:rPr>
               <w:t>src/components/lesson/AssistanceControls.tsx; src/lib/exercises/repository.ts; src/app/api/exercises/[exerciseId]/events/route.ts</w:t>
             </w:r>
@@ -5527,7 +5763,13 @@
         </w:trPr>
         <w:tc>
           <w:tcPr>
-            <w:tcW w:w="3024" w:type="dxa"/>
+            <w:tcW w:w="3168" w:type="dxa"/>
+            <w:tcMar>
+              <w:top w:w="60" w:type="dxa"/>
+              <w:left w:w="100" w:type="dxa"/>
+              <w:bottom w:w="60" w:type="dxa"/>
+              <w:right w:w="100" w:type="dxa"/>
+            </w:tcMar>
           </w:tcPr>
           <w:p>
             <w:pPr>
@@ -5535,7 +5777,8 @@
             </w:pPr>
             <w:r>
               <w:rPr>
-                <w:sz w:val="15"/>
+                <w:b/>
+                <w:sz w:val="17"/>
               </w:rPr>
               <w:t>AN07 — Atuar como avaliador</w:t>
             </w:r>
@@ -5543,7 +5786,13 @@
         </w:tc>
         <w:tc>
           <w:tcPr>
-            <w:tcW w:w="1800" w:type="dxa"/>
+            <w:tcW w:w="2592" w:type="dxa"/>
+            <w:tcMar>
+              <w:top w:w="60" w:type="dxa"/>
+              <w:left w:w="100" w:type="dxa"/>
+              <w:bottom w:w="60" w:type="dxa"/>
+              <w:right w:w="100" w:type="dxa"/>
+            </w:tcMar>
           </w:tcPr>
           <w:p>
             <w:pPr>
@@ -5551,7 +5800,7 @@
             </w:pPr>
             <w:r>
               <w:rPr>
-                <w:sz w:val="15"/>
+                <w:sz w:val="17"/>
               </w:rPr>
               <w:t>Implementada no escopo auditado</w:t>
             </w:r>
@@ -5559,7 +5808,13 @@
         </w:tc>
         <w:tc>
           <w:tcPr>
-            <w:tcW w:w="4896" w:type="dxa"/>
+            <w:tcW w:w="3960" w:type="dxa"/>
+            <w:tcMar>
+              <w:top w:w="60" w:type="dxa"/>
+              <w:left w:w="100" w:type="dxa"/>
+              <w:bottom w:w="60" w:type="dxa"/>
+              <w:right w:w="100" w:type="dxa"/>
+            </w:tcMar>
           </w:tcPr>
           <w:p>
             <w:pPr>
@@ -5567,7 +5822,7 @@
             </w:pPr>
             <w:r>
               <w:rPr>
-                <w:sz w:val="15"/>
+                <w:sz w:val="17"/>
               </w:rPr>
               <w:t>src/services/evaluator.service.ts; src/app/api/evaluators; src/app/api/admin/evaluators; src/app/api/evaluations</w:t>
             </w:r>
@@ -5581,7 +5836,13 @@
         </w:trPr>
         <w:tc>
           <w:tcPr>
-            <w:tcW w:w="3024" w:type="dxa"/>
+            <w:tcW w:w="3168" w:type="dxa"/>
+            <w:tcMar>
+              <w:top w:w="60" w:type="dxa"/>
+              <w:left w:w="100" w:type="dxa"/>
+              <w:bottom w:w="60" w:type="dxa"/>
+              <w:right w:w="100" w:type="dxa"/>
+            </w:tcMar>
           </w:tcPr>
           <w:p>
             <w:pPr>
@@ -5589,7 +5850,8 @@
             </w:pPr>
             <w:r>
               <w:rPr>
-                <w:sz w:val="15"/>
+                <w:b/>
+                <w:sz w:val="17"/>
               </w:rPr>
               <w:t>AN08 — Empresa divulgar vaga</w:t>
             </w:r>
@@ -5597,7 +5859,13 @@
         </w:tc>
         <w:tc>
           <w:tcPr>
-            <w:tcW w:w="1800" w:type="dxa"/>
+            <w:tcW w:w="2592" w:type="dxa"/>
+            <w:tcMar>
+              <w:top w:w="60" w:type="dxa"/>
+              <w:left w:w="100" w:type="dxa"/>
+              <w:bottom w:w="60" w:type="dxa"/>
+              <w:right w:w="100" w:type="dxa"/>
+            </w:tcMar>
           </w:tcPr>
           <w:p>
             <w:pPr>
@@ -5605,7 +5873,7 @@
             </w:pPr>
             <w:r>
               <w:rPr>
-                <w:sz w:val="15"/>
+                <w:sz w:val="17"/>
               </w:rPr>
               <w:t>Parcial</w:t>
             </w:r>
@@ -5613,7 +5881,13 @@
         </w:tc>
         <w:tc>
           <w:tcPr>
-            <w:tcW w:w="4896" w:type="dxa"/>
+            <w:tcW w:w="3960" w:type="dxa"/>
+            <w:tcMar>
+              <w:top w:w="60" w:type="dxa"/>
+              <w:left w:w="100" w:type="dxa"/>
+              <w:bottom w:w="60" w:type="dxa"/>
+              <w:right w:w="100" w:type="dxa"/>
+            </w:tcMar>
           </w:tcPr>
           <w:p>
             <w:pPr>
@@ -5621,7 +5895,7 @@
             </w:pPr>
             <w:r>
               <w:rPr>
-                <w:sz w:val="15"/>
+                <w:sz w:val="17"/>
               </w:rPr>
               <w:t>src/app/api/companies; src/app/api/jobs; src/services/job.service.ts; src/app/recruiter</w:t>
             </w:r>
@@ -5635,7 +5909,13 @@
         </w:trPr>
         <w:tc>
           <w:tcPr>
-            <w:tcW w:w="3024" w:type="dxa"/>
+            <w:tcW w:w="3168" w:type="dxa"/>
+            <w:tcMar>
+              <w:top w:w="60" w:type="dxa"/>
+              <w:left w:w="100" w:type="dxa"/>
+              <w:bottom w:w="60" w:type="dxa"/>
+              <w:right w:w="100" w:type="dxa"/>
+            </w:tcMar>
           </w:tcPr>
           <w:p>
             <w:pPr>
@@ -5643,7 +5923,8 @@
             </w:pPr>
             <w:r>
               <w:rPr>
-                <w:sz w:val="15"/>
+                <w:b/>
+                <w:sz w:val="17"/>
               </w:rPr>
               <w:t>AN09 — Administração da plataforma</w:t>
             </w:r>
@@ -5651,7 +5932,13 @@
         </w:tc>
         <w:tc>
           <w:tcPr>
-            <w:tcW w:w="1800" w:type="dxa"/>
+            <w:tcW w:w="2592" w:type="dxa"/>
+            <w:tcMar>
+              <w:top w:w="60" w:type="dxa"/>
+              <w:left w:w="100" w:type="dxa"/>
+              <w:bottom w:w="60" w:type="dxa"/>
+              <w:right w:w="100" w:type="dxa"/>
+            </w:tcMar>
           </w:tcPr>
           <w:p>
             <w:pPr>
@@ -5659,7 +5946,7 @@
             </w:pPr>
             <w:r>
               <w:rPr>
-                <w:sz w:val="15"/>
+                <w:sz w:val="17"/>
               </w:rPr>
               <w:t>Parcial</w:t>
             </w:r>
@@ -5667,7 +5954,13 @@
         </w:tc>
         <w:tc>
           <w:tcPr>
-            <w:tcW w:w="4896" w:type="dxa"/>
+            <w:tcW w:w="3960" w:type="dxa"/>
+            <w:tcMar>
+              <w:top w:w="60" w:type="dxa"/>
+              <w:left w:w="100" w:type="dxa"/>
+              <w:bottom w:w="60" w:type="dxa"/>
+              <w:right w:w="100" w:type="dxa"/>
+            </w:tcMar>
           </w:tcPr>
           <w:p>
             <w:pPr>
@@ -5675,7 +5968,7 @@
             </w:pPr>
             <w:r>
               <w:rPr>
-                <w:sz w:val="15"/>
+                <w:sz w:val="17"/>
               </w:rPr>
               <w:t>src/app/admin; src/app/api/admin; src/services/admin.service.ts</w:t>
             </w:r>
@@ -7378,10 +7671,10 @@
     <w:qFormat/>
     <w:rsid w:val="009D28A0"/>
     <w:pPr>
-      <w:spacing w:after="100" w:line="259" w:lineRule="auto"/>
+      <w:spacing w:after="100" w:line="276" w:lineRule="auto"/>
     </w:pPr>
     <w:rPr>
-      <w:rFonts w:ascii="Arial" w:eastAsia="Arial" w:hAnsi="Arial"/>
+      <w:rFonts w:ascii="Arial" w:eastAsia="Arial" w:hAnsi="Arial" w:cs="Arial"/>
       <w:sz w:val="21"/>
       <w:szCs w:val="24"/>
       <w:lang w:val="en-US" w:eastAsia="en-US"/>
@@ -7395,11 +7688,10 @@
     <w:rsid w:val="00CD76E5"/>
     <w:pPr>
       <w:keepNext/>
-      <w:spacing w:before="200"/>
+      <w:spacing w:before="240" w:after="120"/>
       <w:outlineLvl w:val="0"/>
     </w:pPr>
     <w:rPr>
-      <w:rFonts w:cs="Arial"/>
       <w:b/>
       <w:bCs/>
       <w:color w:val="000000"/>
@@ -7416,11 +7708,10 @@
     <w:rsid w:val="00CD76E5"/>
     <w:pPr>
       <w:keepNext/>
-      <w:spacing w:before="140"/>
+      <w:spacing w:before="200" w:after="80"/>
       <w:outlineLvl w:val="1"/>
     </w:pPr>
     <w:rPr>
-      <w:rFonts w:cs="Arial"/>
       <w:b/>
       <w:bCs/>
       <w:i/>
@@ -7438,11 +7729,10 @@
     <w:rsid w:val="00A7169B"/>
     <w:pPr>
       <w:keepNext/>
-      <w:spacing w:before="140"/>
+      <w:spacing w:before="160" w:after="60"/>
       <w:outlineLvl w:val="2"/>
     </w:pPr>
     <w:rPr>
-      <w:rFonts w:cs="Arial"/>
       <w:b/>
       <w:bCs/>
       <w:color w:val="000000"/>
@@ -7573,7 +7863,6 @@
       <w:outlineLvl w:val="8"/>
     </w:pPr>
     <w:rPr>
-      <w:rFonts w:cs="Arial"/>
       <w:sz w:val="22"/>
       <w:szCs w:val="22"/>
     </w:rPr>
